--- a/reports/Дидюк_Олександр/ЛР5_Таблиці_Львів.docx
+++ b/reports/Дидюк_Олександр/ЛР5_Таблиці_Львів.docx
@@ -4,308 +4,6 @@
   <w:body>
     <w:p>
       <w:pPr>
-        <w:spacing w:after="0" w:before="0" w:line="300"/>
-        <w:jc w:val="center"/>
-      </w:pPr>
-      <w:r>
-        <w:rPr>
-          <w:rFonts w:ascii="Times New Roman" w:cs="Times New Roman" w:eastAsia="Times New Roman" w:hAnsi="Times New Roman"/>
-          <w:b/>
-          <w:bCs/>
-          <w:sz w:val="28"/>
-          <w:szCs w:val="28"/>
-        </w:rPr>
-        <w:t xml:space="preserve">МІНІСТЕРСТВО ОСВІТИ І НАУКИ УКРАЇНИ</w:t>
-      </w:r>
-    </w:p>
-    <w:p>
-      <w:pPr>
-        <w:spacing w:after="0" w:before="0" w:line="300"/>
-        <w:jc w:val="center"/>
-      </w:pPr>
-      <w:r>
-        <w:rPr>
-          <w:rFonts w:ascii="Times New Roman" w:cs="Times New Roman" w:eastAsia="Times New Roman" w:hAnsi="Times New Roman"/>
-          <w:b/>
-          <w:bCs/>
-          <w:sz w:val="28"/>
-          <w:szCs w:val="28"/>
-        </w:rPr>
-        <w:t xml:space="preserve">НАЦІОНАЛЬНИЙ УНІВЕРСИТЕТ ХАРЧОВИХ ТЕХНОЛОГІЙ</w:t>
-      </w:r>
-    </w:p>
-    <w:p>
-      <w:pPr>
-        <w:spacing w:after="0" w:before="120" w:line="300"/>
-        <w:jc w:val="center"/>
-      </w:pPr>
-      <w:r>
-        <w:rPr>
-          <w:rFonts w:ascii="Times New Roman" w:cs="Times New Roman" w:eastAsia="Times New Roman" w:hAnsi="Times New Roman"/>
-          <w:b/>
-          <w:bCs/>
-          <w:sz w:val="28"/>
-          <w:szCs w:val="28"/>
-        </w:rPr>
-        <w:t xml:space="preserve">ВІДОКРЕМЛЕНИЙ СТРУКТУРНИЙ ПІДРОЗДІЛ</w:t>
-      </w:r>
-    </w:p>
-    <w:p>
-      <w:pPr>
-        <w:spacing w:after="0" w:before="0" w:line="300"/>
-        <w:jc w:val="center"/>
-      </w:pPr>
-      <w:r>
-        <w:rPr>
-          <w:rFonts w:ascii="Times New Roman" w:cs="Times New Roman" w:eastAsia="Times New Roman" w:hAnsi="Times New Roman"/>
-          <w:b/>
-          <w:bCs/>
-          <w:sz w:val="28"/>
-          <w:szCs w:val="28"/>
-        </w:rPr>
-        <w:t xml:space="preserve">«КАМ’ЯНЕЦЬ-ПОДІЛЬСЬКИЙ ФАХОВИЙ КОЛЕДЖ</w:t>
-      </w:r>
-    </w:p>
-    <w:p>
-      <w:pPr>
-        <w:spacing w:after="0" w:before="0" w:line="300"/>
-        <w:jc w:val="center"/>
-      </w:pPr>
-      <w:r>
-        <w:rPr>
-          <w:rFonts w:ascii="Times New Roman" w:cs="Times New Roman" w:eastAsia="Times New Roman" w:hAnsi="Times New Roman"/>
-          <w:b/>
-          <w:bCs/>
-          <w:sz w:val="28"/>
-          <w:szCs w:val="28"/>
-        </w:rPr>
-        <w:t xml:space="preserve">ХАРЧОВОЇ ПРОМИСЛОВОСТІ</w:t>
-      </w:r>
-    </w:p>
-    <w:p>
-      <w:pPr>
-        <w:spacing w:after="0" w:before="0" w:line="300"/>
-        <w:jc w:val="center"/>
-      </w:pPr>
-      <w:r>
-        <w:rPr>
-          <w:rFonts w:ascii="Times New Roman" w:cs="Times New Roman" w:eastAsia="Times New Roman" w:hAnsi="Times New Roman"/>
-          <w:b/>
-          <w:bCs/>
-          <w:sz w:val="28"/>
-          <w:szCs w:val="28"/>
-        </w:rPr>
-        <w:t xml:space="preserve">НАЦІОНАЛЬНОГО УНІВЕРСИТЕТУ ХАРЧОВИХ ТЕХНОЛОГІЙ»</w:t>
-      </w:r>
-    </w:p>
-    <w:p>
-      <w:pPr>
-        <w:spacing w:before="2600"/>
-      </w:pPr>
-    </w:p>
-    <w:p>
-      <w:pPr>
-        <w:spacing w:after="0" w:before="0" w:line="360"/>
-        <w:jc w:val="center"/>
-      </w:pPr>
-      <w:r>
-        <w:rPr>
-          <w:rFonts w:ascii="Times New Roman" w:cs="Times New Roman" w:eastAsia="Times New Roman" w:hAnsi="Times New Roman"/>
-          <w:b/>
-          <w:bCs/>
-          <w:sz w:val="36"/>
-          <w:szCs w:val="36"/>
-        </w:rPr>
-        <w:t xml:space="preserve">ЗВІТ</w:t>
-      </w:r>
-    </w:p>
-    <w:p>
-      <w:pPr>
-        <w:spacing w:after="0" w:before="0" w:line="360"/>
-        <w:jc w:val="center"/>
-      </w:pPr>
-      <w:r>
-        <w:rPr>
-          <w:rFonts w:ascii="Times New Roman" w:cs="Times New Roman" w:eastAsia="Times New Roman" w:hAnsi="Times New Roman"/>
-          <w:sz w:val="30"/>
-          <w:szCs w:val="30"/>
-        </w:rPr>
-        <w:t xml:space="preserve">про виконання лабораторної роботи № 5</w:t>
-      </w:r>
-    </w:p>
-    <w:p>
-      <w:pPr>
-        <w:spacing w:after="0" w:before="0" w:line="360"/>
-        <w:jc w:val="center"/>
-      </w:pPr>
-      <w:r>
-        <w:rPr>
-          <w:rFonts w:ascii="Times New Roman" w:cs="Times New Roman" w:eastAsia="Times New Roman" w:hAnsi="Times New Roman"/>
-          <w:b/>
-          <w:bCs/>
-          <w:sz w:val="30"/>
-          <w:szCs w:val="30"/>
-        </w:rPr>
-        <w:t xml:space="preserve">«Структурування вебсторінок за допомогою таблиць»</w:t>
-      </w:r>
-    </w:p>
-    <w:p>
-      <w:pPr>
-        <w:spacing w:after="0" w:before="120" w:line="360"/>
-        <w:jc w:val="center"/>
-      </w:pPr>
-      <w:r>
-        <w:rPr>
-          <w:rFonts w:ascii="Times New Roman" w:cs="Times New Roman" w:eastAsia="Times New Roman" w:hAnsi="Times New Roman"/>
-          <w:sz w:val="28"/>
-          <w:szCs w:val="28"/>
-        </w:rPr>
-        <w:t xml:space="preserve">на тему: «Левове місто — путівник Львовом»</w:t>
-      </w:r>
-    </w:p>
-    <w:p>
-      <w:pPr>
-        <w:spacing w:before="1800"/>
-      </w:pPr>
-    </w:p>
-    <w:p>
-      <w:pPr>
-        <w:spacing w:line="300"/>
-        <w:ind w:left="5100"/>
-      </w:pPr>
-      <w:r>
-        <w:rPr>
-          <w:rFonts w:ascii="Times New Roman" w:cs="Times New Roman" w:eastAsia="Times New Roman" w:hAnsi="Times New Roman"/>
-          <w:b/>
-          <w:bCs/>
-          <w:sz w:val="28"/>
-          <w:szCs w:val="28"/>
-        </w:rPr>
-        <w:t xml:space="preserve">Виконавець:</w:t>
-      </w:r>
-    </w:p>
-    <w:p>
-      <w:pPr>
-        <w:spacing w:line="300"/>
-        <w:ind w:left="5100"/>
-      </w:pPr>
-      <w:r>
-        <w:rPr>
-          <w:rFonts w:ascii="Times New Roman" w:cs="Times New Roman" w:eastAsia="Times New Roman" w:hAnsi="Times New Roman"/>
-          <w:b w:val="false"/>
-          <w:bCs w:val="false"/>
-          <w:sz w:val="28"/>
-          <w:szCs w:val="28"/>
-        </w:rPr>
-        <w:t xml:space="preserve">Дидюк Олександр</w:t>
-      </w:r>
-    </w:p>
-    <w:p>
-      <w:pPr>
-        <w:spacing w:line="300"/>
-        <w:ind w:left="5100"/>
-      </w:pPr>
-      <w:r>
-        <w:rPr>
-          <w:rFonts w:ascii="Times New Roman" w:cs="Times New Roman" w:eastAsia="Times New Roman" w:hAnsi="Times New Roman"/>
-          <w:b w:val="false"/>
-          <w:bCs w:val="false"/>
-          <w:sz w:val="28"/>
-          <w:szCs w:val="28"/>
-        </w:rPr>
-        <w:t xml:space="preserve">група 941</w:t>
-      </w:r>
-    </w:p>
-    <w:p>
-      <w:pPr>
-        <w:spacing w:line="300"/>
-        <w:ind w:left="5100"/>
-      </w:pPr>
-      <w:r>
-        <w:rPr>
-          <w:rFonts w:ascii="Times New Roman" w:cs="Times New Roman" w:eastAsia="Times New Roman" w:hAnsi="Times New Roman"/>
-          <w:b w:val="false"/>
-          <w:bCs w:val="false"/>
-          <w:sz w:val="28"/>
-          <w:szCs w:val="28"/>
-        </w:rPr>
-        <w:t xml:space="preserve"/>
-      </w:r>
-    </w:p>
-    <w:p>
-      <w:pPr>
-        <w:spacing w:line="300"/>
-        <w:ind w:left="5100"/>
-      </w:pPr>
-      <w:r>
-        <w:rPr>
-          <w:rFonts w:ascii="Times New Roman" w:cs="Times New Roman" w:eastAsia="Times New Roman" w:hAnsi="Times New Roman"/>
-          <w:b/>
-          <w:bCs/>
-          <w:sz w:val="28"/>
-          <w:szCs w:val="28"/>
-        </w:rPr>
-        <w:t xml:space="preserve">Перевірено:</w:t>
-      </w:r>
-    </w:p>
-    <w:p>
-      <w:pPr>
-        <w:spacing w:line="300"/>
-        <w:ind w:left="5100"/>
-      </w:pPr>
-      <w:r>
-        <w:rPr>
-          <w:rFonts w:ascii="Times New Roman" w:cs="Times New Roman" w:eastAsia="Times New Roman" w:hAnsi="Times New Roman"/>
-          <w:b w:val="false"/>
-          <w:bCs w:val="false"/>
-          <w:sz w:val="28"/>
-          <w:szCs w:val="28"/>
-        </w:rPr>
-        <w:t xml:space="preserve">викладач ______________________</w:t>
-      </w:r>
-    </w:p>
-    <w:p>
-      <w:pPr>
-        <w:spacing w:line="300"/>
-        <w:ind w:left="5100"/>
-      </w:pPr>
-      <w:r>
-        <w:rPr>
-          <w:rFonts w:ascii="Times New Roman" w:cs="Times New Roman" w:eastAsia="Times New Roman" w:hAnsi="Times New Roman"/>
-          <w:b w:val="false"/>
-          <w:bCs w:val="false"/>
-          <w:sz w:val="28"/>
-          <w:szCs w:val="28"/>
-        </w:rPr>
-        <w:t xml:space="preserve">«____» ______________ 2026 р.</w:t>
-      </w:r>
-    </w:p>
-    <w:p>
-      <w:pPr>
-        <w:spacing w:before="2200"/>
-      </w:pPr>
-    </w:p>
-    <w:p>
-      <w:pPr>
-        <w:spacing w:after="0" w:before="0" w:line="360"/>
-        <w:jc w:val="center"/>
-      </w:pPr>
-      <w:r>
-        <w:rPr>
-          <w:rFonts w:ascii="Times New Roman" w:cs="Times New Roman" w:eastAsia="Times New Roman" w:hAnsi="Times New Roman"/>
-          <w:sz w:val="28"/>
-          <w:szCs w:val="28"/>
-        </w:rPr>
-        <w:t xml:space="preserve">Кам’янець-Подільський — 2026</w:t>
-      </w:r>
-    </w:p>
-    <w:p>
-      <w:r>
-        <w:br w:type="page"/>
-      </w:r>
-    </w:p>
-    <w:p>
-      <w:pPr>
         <w:spacing w:after="0" w:before="0" w:line="360"/>
         <w:jc w:val="center"/>
       </w:pPr>
@@ -445,7 +143,7 @@
         </w:rPr>
         <w:t xml:space="preserve">Адреса сайту: </w:t>
       </w:r>
-      <w:hyperlink w:history="1" r:id="rIdhves_ragc9eyup7sc9rty">
+      <w:hyperlink w:history="1" r:id="rIdqvamixx21qficog9kmj_j">
         <w:r>
           <w:rPr>
             <w:rStyle w:val="Hyperlink"/>
@@ -454,34 +152,6 @@
             <w:szCs w:val="28"/>
           </w:rPr>
           <w:t xml:space="preserve">https://tnedyts.github.io/web/dydiuk/lab5/</w:t>
-        </w:r>
-      </w:hyperlink>
-    </w:p>
-    <w:p>
-      <w:pPr>
-        <w:spacing w:line="360"/>
-        <w:ind w:firstLine="709"/>
-        <w:jc w:val="left"/>
-      </w:pPr>
-      <w:r>
-        <w:rPr>
-          <w:rFonts w:ascii="Times New Roman" w:cs="Times New Roman" w:eastAsia="Times New Roman" w:hAnsi="Times New Roman"/>
-          <w:b/>
-          <w:bCs/>
-          <w:sz w:val="28"/>
-          <w:szCs w:val="28"/>
-        </w:rPr>
-        <w:t xml:space="preserve">Код у репозиторії: </w:t>
-      </w:r>
-      <w:hyperlink w:history="1" r:id="rIdjbovtye-1lpkejuqsjhr5">
-        <w:r>
-          <w:rPr>
-            <w:rStyle w:val="Hyperlink"/>
-            <w:rFonts w:ascii="Times New Roman" w:cs="Times New Roman" w:eastAsia="Times New Roman" w:hAnsi="Times New Roman"/>
-            <w:sz w:val="28"/>
-            <w:szCs w:val="28"/>
-          </w:rPr>
-          <w:t xml:space="preserve">https://github.com/tnedyts/web/tree/main/dydiuk/lab5</w:t>
         </w:r>
       </w:hyperlink>
     </w:p>
@@ -2817,6 +2487,67 @@
                     </pic:cNvPicPr>
                   </pic:nvPicPr>
                   <pic:blipFill>
+                    <a:blip r:embed="rId8" cstate="none"/>
+                    <a:srcRect/>
+                    <a:stretch>
+                      <a:fillRect/>
+                    </a:stretch>
+                  </pic:blipFill>
+                  <pic:spPr bwMode="auto">
+                    <a:xfrm>
+                      <a:off x="0" y="0"/>
+                      <a:ext cx="5762625" cy="3600450"/>
+                    </a:xfrm>
+                    <a:prstGeom prst="rect">
+                      <a:avLst/>
+                    </a:prstGeom>
+                  </pic:spPr>
+                </pic:pic>
+              </a:graphicData>
+            </a:graphic>
+          </wp:inline>
+        </w:drawing>
+      </w:r>
+    </w:p>
+    <w:p>
+      <w:pPr>
+        <w:spacing w:after="200" w:line="300"/>
+        <w:jc w:val="center"/>
+      </w:pPr>
+      <w:r>
+        <w:rPr>
+          <w:rFonts w:ascii="Times New Roman" w:cs="Times New Roman" w:eastAsia="Times New Roman" w:hAnsi="Times New Roman"/>
+          <w:sz w:val="26"/>
+          <w:szCs w:val="26"/>
+        </w:rPr>
+        <w:t xml:space="preserve">Рис. 1. Перший етап: таблиця-каркас з вмістом до підключення стилів</w:t>
+      </w:r>
+    </w:p>
+    <w:p>
+      <w:pPr>
+        <w:keepNext/>
+        <w:spacing w:after="60" w:before="120"/>
+        <w:jc w:val="center"/>
+      </w:pPr>
+      <w:r>
+        <w:drawing>
+          <wp:inline distT="0" distB="0" distL="0" distR="0">
+            <wp:extent cx="5762625" cy="3600450"/>
+            <wp:effectExtent t="0" r="0" b="0" l="0"/>
+            <wp:docPr id="1" name="" descr="" title=""/>
+            <wp:cNvGraphicFramePr>
+              <a:graphicFrameLocks xmlns:a="http://schemas.openxmlformats.org/drawingml/2006/main" noChangeAspect="1"/>
+            </wp:cNvGraphicFramePr>
+            <a:graphic xmlns:a="http://schemas.openxmlformats.org/drawingml/2006/main">
+              <a:graphicData uri="http://schemas.openxmlformats.org/drawingml/2006/picture">
+                <pic:pic xmlns:pic="http://schemas.openxmlformats.org/drawingml/2006/picture">
+                  <pic:nvPicPr>
+                    <pic:cNvPr id="0" name="" descr=""/>
+                    <pic:cNvPicPr>
+                      <a:picLocks noChangeAspect="1" noChangeArrowheads="1"/>
+                    </pic:cNvPicPr>
+                  </pic:nvPicPr>
+                  <pic:blipFill>
                     <a:blip r:embed="rId9" cstate="none"/>
                     <a:srcRect/>
                     <a:stretch>
@@ -2850,8 +2581,316 @@
           <w:sz w:val="26"/>
           <w:szCs w:val="26"/>
         </w:rPr>
-        <w:t xml:space="preserve">Рис. 1. Перший етап: таблиця-каркас з вмістом до підключення стилів</w:t>
-      </w:r>
+        <w:t xml:space="preserve">Рис. 2. Налагодження каркаса: червоним пунктиром позначено комірки таблиці-макета, синім — комірки вкладених таблиць</w:t>
+      </w:r>
+    </w:p>
+    <w:p>
+      <w:pPr>
+        <w:keepNext/>
+        <w:spacing w:after="120" w:before="240" w:line="360"/>
+        <w:ind w:firstLine="709"/>
+        <w:jc w:val="left"/>
+      </w:pPr>
+      <w:r>
+        <w:rPr>
+          <w:rFonts w:ascii="Times New Roman" w:cs="Times New Roman" w:eastAsia="Times New Roman" w:hAnsi="Times New Roman"/>
+          <w:b/>
+          <w:bCs/>
+          <w:sz w:val="28"/>
+          <w:szCs w:val="28"/>
+        </w:rPr>
+        <w:t xml:space="preserve">3. Вкладені таблиці та об’єднання комірок</w:t>
+      </w:r>
+    </w:p>
+    <w:p>
+      <w:pPr>
+        <w:spacing w:after="0" w:before="0" w:line="360"/>
+        <w:ind w:firstLine="709"/>
+        <w:jc w:val="both"/>
+      </w:pPr>
+      <w:r>
+        <w:rPr>
+          <w:rFonts w:ascii="Times New Roman" w:cs="Times New Roman" w:eastAsia="Times New Roman" w:hAnsi="Times New Roman"/>
+          <w:sz w:val="28"/>
+          <w:szCs w:val="28"/>
+        </w:rPr>
+        <w:t xml:space="preserve">Табличні дані оформлено вкладеними таблицями з підписами </w:t>
+      </w:r>
+      <w:r>
+        <w:rPr>
+          <w:rFonts w:ascii="Consolas" w:cs="Consolas" w:eastAsia="Consolas" w:hAnsi="Consolas"/>
+          <w:sz w:val="24"/>
+          <w:szCs w:val="24"/>
+        </w:rPr>
+        <w:t xml:space="preserve">&lt;caption&gt;</w:t>
+      </w:r>
+      <w:r>
+        <w:rPr>
+          <w:rFonts w:ascii="Times New Roman" w:cs="Times New Roman" w:eastAsia="Times New Roman" w:hAnsi="Times New Roman"/>
+          <w:sz w:val="28"/>
+          <w:szCs w:val="28"/>
+        </w:rPr>
+        <w:t xml:space="preserve">. У таблиці архітектурних стилів класицизм та історизм мають спільну комірку «XIX ст.» (</w:t>
+      </w:r>
+      <w:r>
+        <w:rPr>
+          <w:rFonts w:ascii="Consolas" w:cs="Consolas" w:eastAsia="Consolas" w:hAnsi="Consolas"/>
+          <w:sz w:val="24"/>
+          <w:szCs w:val="24"/>
+        </w:rPr>
+        <w:t xml:space="preserve">rowspan="2"</w:t>
+      </w:r>
+      <w:r>
+        <w:rPr>
+          <w:rFonts w:ascii="Times New Roman" w:cs="Times New Roman" w:eastAsia="Times New Roman" w:hAnsi="Times New Roman"/>
+          <w:sz w:val="28"/>
+          <w:szCs w:val="28"/>
+        </w:rPr>
+        <w:t xml:space="preserve">). У таблиці державної належності рядки з одним роком (ЗУНР і сучасна Україна) мають об’єднану комірку періоду </w:t>
+      </w:r>
+      <w:r>
+        <w:rPr>
+          <w:rFonts w:ascii="Consolas" w:cs="Consolas" w:eastAsia="Consolas" w:hAnsi="Consolas"/>
+          <w:sz w:val="24"/>
+          <w:szCs w:val="24"/>
+        </w:rPr>
+        <w:t xml:space="preserve">colspan="2"</w:t>
+      </w:r>
+      <w:r>
+        <w:rPr>
+          <w:rFonts w:ascii="Times New Roman" w:cs="Times New Roman" w:eastAsia="Times New Roman" w:hAnsi="Times New Roman"/>
+          <w:sz w:val="28"/>
+          <w:szCs w:val="28"/>
+        </w:rPr>
+        <w:t xml:space="preserve">, а заголовок «Період» розтягнуто на два стовпці. Стрічка часу — таблиця з трьох стовпців: рік, позначка і подія.</w:t>
+      </w:r>
+    </w:p>
+    <w:p>
+      <w:pPr>
+        <w:keepNext/>
+        <w:spacing w:after="60" w:before="120" w:line="360"/>
+        <w:jc w:val="left"/>
+      </w:pPr>
+      <w:r>
+        <w:rPr>
+          <w:rFonts w:ascii="Times New Roman" w:cs="Times New Roman" w:eastAsia="Times New Roman" w:hAnsi="Times New Roman"/>
+          <w:i w:val="false"/>
+          <w:iCs w:val="false"/>
+          <w:sz w:val="28"/>
+          <w:szCs w:val="28"/>
+        </w:rPr>
+        <w:t xml:space="preserve">Лістинг 3. Таблиця державної належності з colspan (history.html)</w:t>
+      </w:r>
+    </w:p>
+    <w:tbl>
+      <w:tblPr>
+        <w:tblW w:type="dxa" w:w="9354"/>
+        <w:tblBorders>
+          <w:top w:val="single" w:color="auto" w:sz="4"/>
+          <w:left w:val="single" w:color="auto" w:sz="4"/>
+          <w:bottom w:val="single" w:color="auto" w:sz="4"/>
+          <w:right w:val="single" w:color="auto" w:sz="4"/>
+          <w:insideH w:val="single" w:color="auto" w:sz="4"/>
+          <w:insideV w:val="single" w:color="auto" w:sz="4"/>
+        </w:tblBorders>
+      </w:tblPr>
+      <w:tblGrid>
+        <w:gridCol w:w="9354"/>
+      </w:tblGrid>
+      <w:tr>
+        <w:tc>
+          <w:tcPr>
+            <w:tcW w:type="dxa" w:w="9354"/>
+            <w:tcBorders>
+              <w:top w:val="single" w:color="BFBFBF" w:sz="4"/>
+              <w:left w:val="single" w:color="BFBFBF" w:sz="4"/>
+              <w:bottom w:val="single" w:color="BFBFBF" w:sz="4"/>
+              <w:right w:val="single" w:color="BFBFBF" w:sz="4"/>
+            </w:tcBorders>
+            <w:shd w:fill="F4F4F4" w:color="auto" w:val="clear"/>
+            <w:tcMar>
+              <w:top w:type="dxa" w:w="100"/>
+              <w:left w:type="dxa" w:w="140"/>
+              <w:bottom w:type="dxa" w:w="100"/>
+              <w:right w:type="dxa" w:w="140"/>
+            </w:tcMar>
+          </w:tcPr>
+          <w:p>
+            <w:pPr>
+              <w:spacing w:line="240"/>
+            </w:pPr>
+            <w:r>
+              <w:rPr>
+                <w:rFonts w:ascii="Consolas" w:cs="Consolas" w:eastAsia="Consolas" w:hAnsi="Consolas"/>
+                <w:sz w:val="18"/>
+                <w:szCs w:val="18"/>
+              </w:rPr>
+              <w:t xml:space="preserve">&lt;table class="eras" width="100%" cellspacing="0" cellpadding="12"&gt;</w:t>
+            </w:r>
+          </w:p>
+          <w:p>
+            <w:pPr>
+              <w:spacing w:line="240"/>
+            </w:pPr>
+            <w:r>
+              <w:rPr>
+                <w:rFonts w:ascii="Consolas" w:cs="Consolas" w:eastAsia="Consolas" w:hAnsi="Consolas"/>
+                <w:sz w:val="18"/>
+                <w:szCs w:val="18"/>
+              </w:rPr>
+              <w:t xml:space="preserve">  &lt;caption&gt;Таблиця 2. Державна належність міста (спрощено)&lt;/caption&gt;</w:t>
+            </w:r>
+          </w:p>
+          <w:p>
+            <w:pPr>
+              <w:spacing w:line="240"/>
+            </w:pPr>
+            <w:r>
+              <w:rPr>
+                <w:rFonts w:ascii="Consolas" w:cs="Consolas" w:eastAsia="Consolas" w:hAnsi="Consolas"/>
+                <w:sz w:val="18"/>
+                <w:szCs w:val="18"/>
+              </w:rPr>
+              <w:t xml:space="preserve">  &lt;thead&gt;&lt;tr&gt;&lt;th scope="col" colspan="2"&gt;Період&lt;/th&gt;&lt;th scope="col"&gt;Держава&lt;/th&gt;&lt;/tr&gt;&lt;/thead&gt;</w:t>
+            </w:r>
+          </w:p>
+          <w:p>
+            <w:pPr>
+              <w:spacing w:line="240"/>
+            </w:pPr>
+            <w:r>
+              <w:rPr>
+                <w:rFonts w:ascii="Consolas" w:cs="Consolas" w:eastAsia="Consolas" w:hAnsi="Consolas"/>
+                <w:sz w:val="18"/>
+                <w:szCs w:val="18"/>
+              </w:rPr>
+              <w:t xml:space="preserve">  &lt;tbody&gt;</w:t>
+            </w:r>
+          </w:p>
+          <w:p>
+            <w:pPr>
+              <w:spacing w:line="240"/>
+            </w:pPr>
+            <w:r>
+              <w:rPr>
+                <w:rFonts w:ascii="Consolas" w:cs="Consolas" w:eastAsia="Consolas" w:hAnsi="Consolas"/>
+                <w:sz w:val="18"/>
+                <w:szCs w:val="18"/>
+              </w:rPr>
+              <w:t xml:space="preserve">    &lt;tr&gt;&lt;td&gt;1256&lt;/td&gt;&lt;td&gt;1349&lt;/td&gt;&lt;td&gt;Галицько-Волинське князівство&lt;/td&gt;&lt;/tr&gt;</w:t>
+            </w:r>
+          </w:p>
+          <w:p>
+            <w:pPr>
+              <w:spacing w:line="240"/>
+            </w:pPr>
+            <w:r>
+              <w:rPr>
+                <w:rFonts w:ascii="Consolas" w:cs="Consolas" w:eastAsia="Consolas" w:hAnsi="Consolas"/>
+                <w:sz w:val="18"/>
+                <w:szCs w:val="18"/>
+              </w:rPr>
+              <w:t xml:space="preserve">    &lt;tr&gt;&lt;td&gt;1349&lt;/td&gt;&lt;td&gt;1772&lt;/td&gt;&lt;td&gt;Королівство Польське, Річ Посполита&lt;/td&gt;&lt;/tr&gt;</w:t>
+            </w:r>
+          </w:p>
+          <w:p>
+            <w:pPr>
+              <w:spacing w:line="240"/>
+            </w:pPr>
+            <w:r>
+              <w:rPr>
+                <w:rFonts w:ascii="Consolas" w:cs="Consolas" w:eastAsia="Consolas" w:hAnsi="Consolas"/>
+                <w:sz w:val="18"/>
+                <w:szCs w:val="18"/>
+              </w:rPr>
+              <w:t xml:space="preserve">    &lt;tr&gt;&lt;td&gt;1772&lt;/td&gt;&lt;td&gt;1918&lt;/td&gt;&lt;td&gt;Габсбурзька монархія (Австрія, Австро-Угорщина)&lt;/td&gt;&lt;/tr&gt;</w:t>
+            </w:r>
+          </w:p>
+          <w:p>
+            <w:pPr>
+              <w:spacing w:line="240"/>
+            </w:pPr>
+            <w:r>
+              <w:rPr>
+                <w:rFonts w:ascii="Consolas" w:cs="Consolas" w:eastAsia="Consolas" w:hAnsi="Consolas"/>
+                <w:sz w:val="18"/>
+                <w:szCs w:val="18"/>
+              </w:rPr>
+              <w:t xml:space="preserve">    &lt;tr&gt;&lt;td colspan="2"&gt;1&amp;ndash;22 листопада 1918&lt;/td&gt;&lt;td&gt;Західноукраїнська Народна Республіка (Львів&amp;nbsp;&amp;mda…</w:t>
+            </w:r>
+          </w:p>
+          <w:p>
+            <w:pPr>
+              <w:spacing w:line="240"/>
+            </w:pPr>
+            <w:r>
+              <w:rPr>
+                <w:rFonts w:ascii="Consolas" w:cs="Consolas" w:eastAsia="Consolas" w:hAnsi="Consolas"/>
+                <w:sz w:val="18"/>
+                <w:szCs w:val="18"/>
+              </w:rPr>
+              <w:t xml:space="preserve">    &lt;tr&gt;&lt;td&gt;1918&lt;/td&gt;&lt;td&gt;1939&lt;/td&gt;&lt;td&gt;Польща&lt;/td&gt;&lt;/tr&gt;</w:t>
+            </w:r>
+          </w:p>
+          <w:p>
+            <w:pPr>
+              <w:spacing w:line="240"/>
+            </w:pPr>
+            <w:r>
+              <w:rPr>
+                <w:rFonts w:ascii="Consolas" w:cs="Consolas" w:eastAsia="Consolas" w:hAnsi="Consolas"/>
+                <w:sz w:val="18"/>
+                <w:szCs w:val="18"/>
+              </w:rPr>
+              <w:t xml:space="preserve">    &lt;tr&gt;&lt;td&gt;1939&lt;/td&gt;&lt;td&gt;1991&lt;/td&gt;&lt;td&gt;СРСР (з німецькою окупацією 1941&amp;ndash;1944)&lt;/td&gt;&lt;/tr&gt;</w:t>
+            </w:r>
+          </w:p>
+          <w:p>
+            <w:pPr>
+              <w:spacing w:line="240"/>
+            </w:pPr>
+            <w:r>
+              <w:rPr>
+                <w:rFonts w:ascii="Consolas" w:cs="Consolas" w:eastAsia="Consolas" w:hAnsi="Consolas"/>
+                <w:sz w:val="18"/>
+                <w:szCs w:val="18"/>
+              </w:rPr>
+              <w:t xml:space="preserve">    &lt;tr&gt;&lt;td colspan="2"&gt;з 1991&lt;/td&gt;&lt;td&gt;&lt;b&gt;Україна&lt;/b&gt;&lt;/td&gt;&lt;/tr&gt;</w:t>
+            </w:r>
+          </w:p>
+          <w:p>
+            <w:pPr>
+              <w:spacing w:line="240"/>
+            </w:pPr>
+            <w:r>
+              <w:rPr>
+                <w:rFonts w:ascii="Consolas" w:cs="Consolas" w:eastAsia="Consolas" w:hAnsi="Consolas"/>
+                <w:sz w:val="18"/>
+                <w:szCs w:val="18"/>
+              </w:rPr>
+              <w:t xml:space="preserve">  &lt;/tbody&gt;</w:t>
+            </w:r>
+          </w:p>
+          <w:p>
+            <w:pPr>
+              <w:spacing w:line="240"/>
+            </w:pPr>
+            <w:r>
+              <w:rPr>
+                <w:rFonts w:ascii="Consolas" w:cs="Consolas" w:eastAsia="Consolas" w:hAnsi="Consolas"/>
+                <w:sz w:val="18"/>
+                <w:szCs w:val="18"/>
+              </w:rPr>
+              <w:t xml:space="preserve">&lt;/table&gt;</w:t>
+            </w:r>
+          </w:p>
+        </w:tc>
+      </w:tr>
+    </w:tbl>
+    <w:p>
+      <w:pPr>
+        <w:spacing w:after="120"/>
+      </w:pPr>
     </w:p>
     <w:p>
       <w:pPr>
@@ -2911,7 +2950,7 @@
           <w:sz w:val="26"/>
           <w:szCs w:val="26"/>
         </w:rPr>
-        <w:t xml:space="preserve">Рис. 2. Налагодження каркаса: червоним пунктиром позначено комірки таблиці-макета, синім — комірки вкладених таблиць</w:t>
+        <w:t xml:space="preserve">Рис. 3. Таблиця пам’яток: рядок, на який наведено курсор, підсвічено разом із позначкою на схемі</w:t>
       </w:r>
     </w:p>
     <w:p>
@@ -2929,7 +2968,7 @@
           <w:sz w:val="28"/>
           <w:szCs w:val="28"/>
         </w:rPr>
-        <w:t xml:space="preserve">3. Вкладені таблиці та об’єднання комірок</w:t>
+        <w:t xml:space="preserve">4. Наповнення сторінок</w:t>
       </w:r>
     </w:p>
     <w:p>
@@ -2944,283 +2983,8 @@
           <w:sz w:val="28"/>
           <w:szCs w:val="28"/>
         </w:rPr>
-        <w:t xml:space="preserve">Табличні дані оформлено вкладеними таблицями з підписами </w:t>
-      </w:r>
-      <w:r>
-        <w:rPr>
-          <w:rFonts w:ascii="Consolas" w:cs="Consolas" w:eastAsia="Consolas" w:hAnsi="Consolas"/>
-          <w:sz w:val="24"/>
-          <w:szCs w:val="24"/>
-        </w:rPr>
-        <w:t xml:space="preserve">&lt;caption&gt;</w:t>
-      </w:r>
-      <w:r>
-        <w:rPr>
-          <w:rFonts w:ascii="Times New Roman" w:cs="Times New Roman" w:eastAsia="Times New Roman" w:hAnsi="Times New Roman"/>
-          <w:sz w:val="28"/>
-          <w:szCs w:val="28"/>
-        </w:rPr>
-        <w:t xml:space="preserve">. У таблиці архітектурних стилів класицизм та історизм мають спільну комірку «XIX ст.» (</w:t>
-      </w:r>
-      <w:r>
-        <w:rPr>
-          <w:rFonts w:ascii="Consolas" w:cs="Consolas" w:eastAsia="Consolas" w:hAnsi="Consolas"/>
-          <w:sz w:val="24"/>
-          <w:szCs w:val="24"/>
-        </w:rPr>
-        <w:t xml:space="preserve">rowspan="2"</w:t>
-      </w:r>
-      <w:r>
-        <w:rPr>
-          <w:rFonts w:ascii="Times New Roman" w:cs="Times New Roman" w:eastAsia="Times New Roman" w:hAnsi="Times New Roman"/>
-          <w:sz w:val="28"/>
-          <w:szCs w:val="28"/>
-        </w:rPr>
-        <w:t xml:space="preserve">). У таблиці державної належності рядки з одним роком (ЗУНР і сучасна Україна) мають об’єднану комірку періоду </w:t>
-      </w:r>
-      <w:r>
-        <w:rPr>
-          <w:rFonts w:ascii="Consolas" w:cs="Consolas" w:eastAsia="Consolas" w:hAnsi="Consolas"/>
-          <w:sz w:val="24"/>
-          <w:szCs w:val="24"/>
-        </w:rPr>
-        <w:t xml:space="preserve">colspan="2"</w:t>
-      </w:r>
-      <w:r>
-        <w:rPr>
-          <w:rFonts w:ascii="Times New Roman" w:cs="Times New Roman" w:eastAsia="Times New Roman" w:hAnsi="Times New Roman"/>
-          <w:sz w:val="28"/>
-          <w:szCs w:val="28"/>
-        </w:rPr>
-        <w:t xml:space="preserve">, а заголовок «Період» розтягнуто на два стовпці. Стрічка часу — таблиця з трьох стовпців: рік, позначка і подія.</w:t>
-      </w:r>
-    </w:p>
-    <w:p>
-      <w:pPr>
-        <w:keepNext/>
-        <w:spacing w:after="60" w:before="120" w:line="360"/>
-        <w:jc w:val="left"/>
-      </w:pPr>
-      <w:r>
-        <w:rPr>
-          <w:rFonts w:ascii="Times New Roman" w:cs="Times New Roman" w:eastAsia="Times New Roman" w:hAnsi="Times New Roman"/>
-          <w:i w:val="false"/>
-          <w:iCs w:val="false"/>
-          <w:sz w:val="28"/>
-          <w:szCs w:val="28"/>
-        </w:rPr>
-        <w:t xml:space="preserve">Лістинг 3. Таблиця державної належності з colspan (history.html)</w:t>
-      </w:r>
-    </w:p>
-    <w:tbl>
-      <w:tblPr>
-        <w:tblW w:type="dxa" w:w="9354"/>
-        <w:tblBorders>
-          <w:top w:val="single" w:color="auto" w:sz="4"/>
-          <w:left w:val="single" w:color="auto" w:sz="4"/>
-          <w:bottom w:val="single" w:color="auto" w:sz="4"/>
-          <w:right w:val="single" w:color="auto" w:sz="4"/>
-          <w:insideH w:val="single" w:color="auto" w:sz="4"/>
-          <w:insideV w:val="single" w:color="auto" w:sz="4"/>
-        </w:tblBorders>
-      </w:tblPr>
-      <w:tblGrid>
-        <w:gridCol w:w="9354"/>
-      </w:tblGrid>
-      <w:tr>
-        <w:tc>
-          <w:tcPr>
-            <w:tcW w:type="dxa" w:w="9354"/>
-            <w:tcBorders>
-              <w:top w:val="single" w:color="BFBFBF" w:sz="4"/>
-              <w:left w:val="single" w:color="BFBFBF" w:sz="4"/>
-              <w:bottom w:val="single" w:color="BFBFBF" w:sz="4"/>
-              <w:right w:val="single" w:color="BFBFBF" w:sz="4"/>
-            </w:tcBorders>
-            <w:shd w:fill="F4F4F4" w:color="auto" w:val="clear"/>
-            <w:tcMar>
-              <w:top w:type="dxa" w:w="100"/>
-              <w:left w:type="dxa" w:w="140"/>
-              <w:bottom w:type="dxa" w:w="100"/>
-              <w:right w:type="dxa" w:w="140"/>
-            </w:tcMar>
-          </w:tcPr>
-          <w:p>
-            <w:pPr>
-              <w:spacing w:line="240"/>
-            </w:pPr>
-            <w:r>
-              <w:rPr>
-                <w:rFonts w:ascii="Consolas" w:cs="Consolas" w:eastAsia="Consolas" w:hAnsi="Consolas"/>
-                <w:sz w:val="18"/>
-                <w:szCs w:val="18"/>
-              </w:rPr>
-              <w:t xml:space="preserve">&lt;table class="eras" width="100%" cellspacing="0" cellpadding="12"&gt;</w:t>
-            </w:r>
-          </w:p>
-          <w:p>
-            <w:pPr>
-              <w:spacing w:line="240"/>
-            </w:pPr>
-            <w:r>
-              <w:rPr>
-                <w:rFonts w:ascii="Consolas" w:cs="Consolas" w:eastAsia="Consolas" w:hAnsi="Consolas"/>
-                <w:sz w:val="18"/>
-                <w:szCs w:val="18"/>
-              </w:rPr>
-              <w:t xml:space="preserve">  &lt;caption&gt;Таблиця 2. Державна належність міста (спрощено)&lt;/caption&gt;</w:t>
-            </w:r>
-          </w:p>
-          <w:p>
-            <w:pPr>
-              <w:spacing w:line="240"/>
-            </w:pPr>
-            <w:r>
-              <w:rPr>
-                <w:rFonts w:ascii="Consolas" w:cs="Consolas" w:eastAsia="Consolas" w:hAnsi="Consolas"/>
-                <w:sz w:val="18"/>
-                <w:szCs w:val="18"/>
-              </w:rPr>
-              <w:t xml:space="preserve">  &lt;thead&gt;&lt;tr&gt;&lt;th scope="col" colspan="2"&gt;Період&lt;/th&gt;&lt;th scope="col"&gt;Держава&lt;/th&gt;&lt;/tr&gt;&lt;/thead&gt;</w:t>
-            </w:r>
-          </w:p>
-          <w:p>
-            <w:pPr>
-              <w:spacing w:line="240"/>
-            </w:pPr>
-            <w:r>
-              <w:rPr>
-                <w:rFonts w:ascii="Consolas" w:cs="Consolas" w:eastAsia="Consolas" w:hAnsi="Consolas"/>
-                <w:sz w:val="18"/>
-                <w:szCs w:val="18"/>
-              </w:rPr>
-              <w:t xml:space="preserve">  &lt;tbody&gt;</w:t>
-            </w:r>
-          </w:p>
-          <w:p>
-            <w:pPr>
-              <w:spacing w:line="240"/>
-            </w:pPr>
-            <w:r>
-              <w:rPr>
-                <w:rFonts w:ascii="Consolas" w:cs="Consolas" w:eastAsia="Consolas" w:hAnsi="Consolas"/>
-                <w:sz w:val="18"/>
-                <w:szCs w:val="18"/>
-              </w:rPr>
-              <w:t xml:space="preserve">    &lt;tr&gt;&lt;td&gt;1256&lt;/td&gt;&lt;td&gt;1349&lt;/td&gt;&lt;td&gt;Галицько-Волинське князівство&lt;/td&gt;&lt;/tr&gt;</w:t>
-            </w:r>
-          </w:p>
-          <w:p>
-            <w:pPr>
-              <w:spacing w:line="240"/>
-            </w:pPr>
-            <w:r>
-              <w:rPr>
-                <w:rFonts w:ascii="Consolas" w:cs="Consolas" w:eastAsia="Consolas" w:hAnsi="Consolas"/>
-                <w:sz w:val="18"/>
-                <w:szCs w:val="18"/>
-              </w:rPr>
-              <w:t xml:space="preserve">    &lt;tr&gt;&lt;td&gt;1349&lt;/td&gt;&lt;td&gt;1772&lt;/td&gt;&lt;td&gt;Королівство Польське, Річ Посполита&lt;/td&gt;&lt;/tr&gt;</w:t>
-            </w:r>
-          </w:p>
-          <w:p>
-            <w:pPr>
-              <w:spacing w:line="240"/>
-            </w:pPr>
-            <w:r>
-              <w:rPr>
-                <w:rFonts w:ascii="Consolas" w:cs="Consolas" w:eastAsia="Consolas" w:hAnsi="Consolas"/>
-                <w:sz w:val="18"/>
-                <w:szCs w:val="18"/>
-              </w:rPr>
-              <w:t xml:space="preserve">    &lt;tr&gt;&lt;td&gt;1772&lt;/td&gt;&lt;td&gt;1918&lt;/td&gt;&lt;td&gt;Габсбурзька монархія (Австрія, Австро-Угорщина)&lt;/td&gt;&lt;/tr&gt;</w:t>
-            </w:r>
-          </w:p>
-          <w:p>
-            <w:pPr>
-              <w:spacing w:line="240"/>
-            </w:pPr>
-            <w:r>
-              <w:rPr>
-                <w:rFonts w:ascii="Consolas" w:cs="Consolas" w:eastAsia="Consolas" w:hAnsi="Consolas"/>
-                <w:sz w:val="18"/>
-                <w:szCs w:val="18"/>
-              </w:rPr>
-              <w:t xml:space="preserve">    &lt;tr&gt;&lt;td colspan="2"&gt;1&amp;ndash;22 листопада 1918&lt;/td&gt;&lt;td&gt;Західноукраїнська Народна Республіка (Львів&amp;nbsp;&amp;mda…</w:t>
-            </w:r>
-          </w:p>
-          <w:p>
-            <w:pPr>
-              <w:spacing w:line="240"/>
-            </w:pPr>
-            <w:r>
-              <w:rPr>
-                <w:rFonts w:ascii="Consolas" w:cs="Consolas" w:eastAsia="Consolas" w:hAnsi="Consolas"/>
-                <w:sz w:val="18"/>
-                <w:szCs w:val="18"/>
-              </w:rPr>
-              <w:t xml:space="preserve">    &lt;tr&gt;&lt;td&gt;1918&lt;/td&gt;&lt;td&gt;1939&lt;/td&gt;&lt;td&gt;Польща&lt;/td&gt;&lt;/tr&gt;</w:t>
-            </w:r>
-          </w:p>
-          <w:p>
-            <w:pPr>
-              <w:spacing w:line="240"/>
-            </w:pPr>
-            <w:r>
-              <w:rPr>
-                <w:rFonts w:ascii="Consolas" w:cs="Consolas" w:eastAsia="Consolas" w:hAnsi="Consolas"/>
-                <w:sz w:val="18"/>
-                <w:szCs w:val="18"/>
-              </w:rPr>
-              <w:t xml:space="preserve">    &lt;tr&gt;&lt;td&gt;1939&lt;/td&gt;&lt;td&gt;1991&lt;/td&gt;&lt;td&gt;СРСР (з німецькою окупацією 1941&amp;ndash;1944)&lt;/td&gt;&lt;/tr&gt;</w:t>
-            </w:r>
-          </w:p>
-          <w:p>
-            <w:pPr>
-              <w:spacing w:line="240"/>
-            </w:pPr>
-            <w:r>
-              <w:rPr>
-                <w:rFonts w:ascii="Consolas" w:cs="Consolas" w:eastAsia="Consolas" w:hAnsi="Consolas"/>
-                <w:sz w:val="18"/>
-                <w:szCs w:val="18"/>
-              </w:rPr>
-              <w:t xml:space="preserve">    &lt;tr&gt;&lt;td colspan="2"&gt;з 1991&lt;/td&gt;&lt;td&gt;&lt;b&gt;Україна&lt;/b&gt;&lt;/td&gt;&lt;/tr&gt;</w:t>
-            </w:r>
-          </w:p>
-          <w:p>
-            <w:pPr>
-              <w:spacing w:line="240"/>
-            </w:pPr>
-            <w:r>
-              <w:rPr>
-                <w:rFonts w:ascii="Consolas" w:cs="Consolas" w:eastAsia="Consolas" w:hAnsi="Consolas"/>
-                <w:sz w:val="18"/>
-                <w:szCs w:val="18"/>
-              </w:rPr>
-              <w:t xml:space="preserve">  &lt;/tbody&gt;</w:t>
-            </w:r>
-          </w:p>
-          <w:p>
-            <w:pPr>
-              <w:spacing w:line="240"/>
-            </w:pPr>
-            <w:r>
-              <w:rPr>
-                <w:rFonts w:ascii="Consolas" w:cs="Consolas" w:eastAsia="Consolas" w:hAnsi="Consolas"/>
-                <w:sz w:val="18"/>
-                <w:szCs w:val="18"/>
-              </w:rPr>
-              <w:t xml:space="preserve">&lt;/table&gt;</w:t>
-            </w:r>
-          </w:p>
-        </w:tc>
-      </w:tr>
-    </w:tbl>
-    <w:p>
-      <w:pPr>
-        <w:spacing w:after="120"/>
-      </w:pPr>
+        <w:t xml:space="preserve">Матеріал для сайту підібрано з історії Львова: дати подій, роки будівництва пам’яток, імена архітекторів. Тексти написано українською мовою, для кожної пам’ятки вказано час створення та цікавий факт. Розділ «Смаки Львова» розповідає про каву, сирник по-львівськи, шоколад і галицькі пляцки.</w:t>
+      </w:r>
     </w:p>
     <w:p>
       <w:pPr>
@@ -3280,40 +3044,7 @@
           <w:sz w:val="26"/>
           <w:szCs w:val="26"/>
         </w:rPr>
-        <w:t xml:space="preserve">Рис. 3. Таблиця пам’яток: рядок, на який наведено курсор, підсвічено разом із позначкою на схемі</w:t>
-      </w:r>
-    </w:p>
-    <w:p>
-      <w:pPr>
-        <w:keepNext/>
-        <w:spacing w:after="120" w:before="240" w:line="360"/>
-        <w:ind w:firstLine="709"/>
-        <w:jc w:val="left"/>
-      </w:pPr>
-      <w:r>
-        <w:rPr>
-          <w:rFonts w:ascii="Times New Roman" w:cs="Times New Roman" w:eastAsia="Times New Roman" w:hAnsi="Times New Roman"/>
-          <w:b/>
-          <w:bCs/>
-          <w:sz w:val="28"/>
-          <w:szCs w:val="28"/>
-        </w:rPr>
-        <w:t xml:space="preserve">4. Наповнення сторінок</w:t>
-      </w:r>
-    </w:p>
-    <w:p>
-      <w:pPr>
-        <w:spacing w:after="0" w:before="0" w:line="360"/>
-        <w:ind w:firstLine="709"/>
-        <w:jc w:val="both"/>
-      </w:pPr>
-      <w:r>
-        <w:rPr>
-          <w:rFonts w:ascii="Times New Roman" w:cs="Times New Roman" w:eastAsia="Times New Roman" w:hAnsi="Times New Roman"/>
-          <w:sz w:val="28"/>
-          <w:szCs w:val="28"/>
-        </w:rPr>
-        <w:t xml:space="preserve">Матеріал для сайту підібрано з історії Львова: дати подій, роки будівництва пам’яток, імена архітекторів. Тексти написано українською мовою, для кожної пам’ятки вказано час створення та цікавий факт. Розділ «Смаки Львова» розповідає про каву, сирник по-львівськи, шоколад і галицькі пляцки.</w:t>
+        <w:t xml:space="preserve">Рис. 4. Головна сторінка: силует Львова в шапці, бічна панель ліворуч</w:t>
       </w:r>
     </w:p>
     <w:p>
@@ -3374,7 +3105,7 @@
           <w:sz w:val="26"/>
           <w:szCs w:val="26"/>
         </w:rPr>
-        <w:t xml:space="preserve">Рис. 4. Головна сторінка: силует Львова в шапці, бічна панель ліворуч</w:t>
+        <w:t xml:space="preserve">Рис. 5. Сторінка «Історія»: стрічка часу</w:t>
       </w:r>
     </w:p>
     <w:p>
@@ -3435,7 +3166,7 @@
           <w:sz w:val="26"/>
           <w:szCs w:val="26"/>
         </w:rPr>
-        <w:t xml:space="preserve">Рис. 5. Сторінка «Історія»: стрічка часу</w:t>
+        <w:t xml:space="preserve">Рис. 6. Сторінка «Пам’ятки»: схема центру</w:t>
       </w:r>
     </w:p>
     <w:p>
@@ -3496,7 +3227,7 @@
           <w:sz w:val="26"/>
           <w:szCs w:val="26"/>
         </w:rPr>
-        <w:t xml:space="preserve">Рис. 6. Сторінка «Пам’ятки»: схема центру</w:t>
+        <w:t xml:space="preserve">Рис. 7. Сторінка «Смаки Львова»: гастрономічна карта</w:t>
       </w:r>
     </w:p>
     <w:p>
@@ -3557,7 +3288,87 @@
           <w:sz w:val="26"/>
           <w:szCs w:val="26"/>
         </w:rPr>
-        <w:t xml:space="preserve">Рис. 7. Сторінка «Смаки Львова»: гастрономічна карта</w:t>
+        <w:t xml:space="preserve">Рис. 8. Сторінка автора</w:t>
+      </w:r>
+    </w:p>
+    <w:p>
+      <w:pPr>
+        <w:keepNext/>
+        <w:spacing w:after="120" w:before="240" w:line="360"/>
+        <w:ind w:firstLine="709"/>
+        <w:jc w:val="left"/>
+      </w:pPr>
+      <w:r>
+        <w:rPr>
+          <w:rFonts w:ascii="Times New Roman" w:cs="Times New Roman" w:eastAsia="Times New Roman" w:hAnsi="Times New Roman"/>
+          <w:b/>
+          <w:bCs/>
+          <w:sz w:val="28"/>
+          <w:szCs w:val="28"/>
+        </w:rPr>
+        <w:t xml:space="preserve">5. Оформлення, анімація та інтерактивність</w:t>
+      </w:r>
+    </w:p>
+    <w:p>
+      <w:pPr>
+        <w:spacing w:after="0" w:before="0" w:line="360"/>
+        <w:ind w:firstLine="709"/>
+        <w:jc w:val="both"/>
+      </w:pPr>
+      <w:r>
+        <w:rPr>
+          <w:rFonts w:ascii="Times New Roman" w:cs="Times New Roman" w:eastAsia="Times New Roman" w:hAnsi="Times New Roman"/>
+          <w:sz w:val="28"/>
+          <w:szCs w:val="28"/>
+        </w:rPr>
+        <w:t xml:space="preserve">Стилі </w:t>
+      </w:r>
+      <w:r>
+        <w:rPr>
+          <w:rFonts w:ascii="Consolas" w:cs="Consolas" w:eastAsia="Consolas" w:hAnsi="Consolas"/>
+          <w:sz w:val="24"/>
+          <w:szCs w:val="24"/>
+        </w:rPr>
+        <w:t xml:space="preserve">css/style.css</w:t>
+      </w:r>
+      <w:r>
+        <w:rPr>
+          <w:rFonts w:ascii="Times New Roman" w:cs="Times New Roman" w:eastAsia="Times New Roman" w:hAnsi="Times New Roman"/>
+          <w:sz w:val="28"/>
+          <w:szCs w:val="28"/>
+        </w:rPr>
+        <w:t xml:space="preserve"> використовують змінні CSS для двох тем: денної (вершкове небо, темно-зелений, золото) і нічної (синє небо, світло у вікнах). Шрифти — Prata для заголовків і Raleway для тексту. Меню «прилипає» до верху екрана, бічна панель теж залишається на місці під час прокручування.</w:t>
+      </w:r>
+    </w:p>
+    <w:p>
+      <w:pPr>
+        <w:spacing w:after="0" w:before="0" w:line="360"/>
+        <w:ind w:firstLine="709"/>
+        <w:jc w:val="both"/>
+      </w:pPr>
+      <w:r>
+        <w:rPr>
+          <w:rFonts w:ascii="Times New Roman" w:cs="Times New Roman" w:eastAsia="Times New Roman" w:hAnsi="Times New Roman"/>
+          <w:sz w:val="28"/>
+          <w:szCs w:val="28"/>
+        </w:rPr>
+        <w:t xml:space="preserve">Сценарій </w:t>
+      </w:r>
+      <w:r>
+        <w:rPr>
+          <w:rFonts w:ascii="Consolas" w:cs="Consolas" w:eastAsia="Consolas" w:hAnsi="Consolas"/>
+          <w:sz w:val="24"/>
+          <w:szCs w:val="24"/>
+        </w:rPr>
+        <w:t xml:space="preserve">js/main.js</w:t>
+      </w:r>
+      <w:r>
+        <w:rPr>
+          <w:rFonts w:ascii="Times New Roman" w:cs="Times New Roman" w:eastAsia="Times New Roman" w:hAnsi="Times New Roman"/>
+          <w:sz w:val="28"/>
+          <w:szCs w:val="28"/>
+        </w:rPr>
+        <w:t xml:space="preserve"> генерує силует міста: кольорові кам’яниці з різними дахами й вікнами, далекі вежі й бані, Замкову гору з прапором і Ратушу з годинником, стрілки якого показують поточний час. Хмари й птахи пливуть небом, а вночі з’являються зорі й мерехтять вікна. На сторінці історії великий рік у бічній панелі змінюється під час прокручування, на сторінці пам’яток позначки схеми й рядки таблиці підсвічуються разом, а вікторина за трьома відповідями визначає «ваш» львівський десерт.</w:t>
       </w:r>
     </w:p>
     <w:p>
@@ -3618,87 +3429,7 @@
           <w:sz w:val="26"/>
           <w:szCs w:val="26"/>
         </w:rPr>
-        <w:t xml:space="preserve">Рис. 8. Сторінка автора</w:t>
-      </w:r>
-    </w:p>
-    <w:p>
-      <w:pPr>
-        <w:keepNext/>
-        <w:spacing w:after="120" w:before="240" w:line="360"/>
-        <w:ind w:firstLine="709"/>
-        <w:jc w:val="left"/>
-      </w:pPr>
-      <w:r>
-        <w:rPr>
-          <w:rFonts w:ascii="Times New Roman" w:cs="Times New Roman" w:eastAsia="Times New Roman" w:hAnsi="Times New Roman"/>
-          <w:b/>
-          <w:bCs/>
-          <w:sz w:val="28"/>
-          <w:szCs w:val="28"/>
-        </w:rPr>
-        <w:t xml:space="preserve">5. Оформлення, анімація та інтерактивність</w:t>
-      </w:r>
-    </w:p>
-    <w:p>
-      <w:pPr>
-        <w:spacing w:after="0" w:before="0" w:line="360"/>
-        <w:ind w:firstLine="709"/>
-        <w:jc w:val="both"/>
-      </w:pPr>
-      <w:r>
-        <w:rPr>
-          <w:rFonts w:ascii="Times New Roman" w:cs="Times New Roman" w:eastAsia="Times New Roman" w:hAnsi="Times New Roman"/>
-          <w:sz w:val="28"/>
-          <w:szCs w:val="28"/>
-        </w:rPr>
-        <w:t xml:space="preserve">Стилі </w:t>
-      </w:r>
-      <w:r>
-        <w:rPr>
-          <w:rFonts w:ascii="Consolas" w:cs="Consolas" w:eastAsia="Consolas" w:hAnsi="Consolas"/>
-          <w:sz w:val="24"/>
-          <w:szCs w:val="24"/>
-        </w:rPr>
-        <w:t xml:space="preserve">css/style.css</w:t>
-      </w:r>
-      <w:r>
-        <w:rPr>
-          <w:rFonts w:ascii="Times New Roman" w:cs="Times New Roman" w:eastAsia="Times New Roman" w:hAnsi="Times New Roman"/>
-          <w:sz w:val="28"/>
-          <w:szCs w:val="28"/>
-        </w:rPr>
-        <w:t xml:space="preserve"> використовують змінні CSS для двох тем: денної (вершкове небо, темно-зелений, золото) і нічної (синє небо, світло у вікнах). Шрифти — Prata для заголовків і Raleway для тексту. Меню «прилипає» до верху екрана, бічна панель теж залишається на місці під час прокручування.</w:t>
-      </w:r>
-    </w:p>
-    <w:p>
-      <w:pPr>
-        <w:spacing w:after="0" w:before="0" w:line="360"/>
-        <w:ind w:firstLine="709"/>
-        <w:jc w:val="both"/>
-      </w:pPr>
-      <w:r>
-        <w:rPr>
-          <w:rFonts w:ascii="Times New Roman" w:cs="Times New Roman" w:eastAsia="Times New Roman" w:hAnsi="Times New Roman"/>
-          <w:sz w:val="28"/>
-          <w:szCs w:val="28"/>
-        </w:rPr>
-        <w:t xml:space="preserve">Сценарій </w:t>
-      </w:r>
-      <w:r>
-        <w:rPr>
-          <w:rFonts w:ascii="Consolas" w:cs="Consolas" w:eastAsia="Consolas" w:hAnsi="Consolas"/>
-          <w:sz w:val="24"/>
-          <w:szCs w:val="24"/>
-        </w:rPr>
-        <w:t xml:space="preserve">js/main.js</w:t>
-      </w:r>
-      <w:r>
-        <w:rPr>
-          <w:rFonts w:ascii="Times New Roman" w:cs="Times New Roman" w:eastAsia="Times New Roman" w:hAnsi="Times New Roman"/>
-          <w:sz w:val="28"/>
-          <w:szCs w:val="28"/>
-        </w:rPr>
-        <w:t xml:space="preserve"> генерує силует міста: кольорові кам’яниці з різними дахами й вікнами, далекі вежі й бані, Замкову гору з прапором і Ратушу з годинником, стрілки якого показують поточний час. Хмари й птахи пливуть небом, а вночі з’являються зорі й мерехтять вікна. На сторінці історії великий рік у бічній панелі змінюється під час прокручування, на сторінці пам’яток позначки схеми й рядки таблиці підсвічуються разом, а вікторина за трьома відповідями визначає «ваш» львівський десерт.</w:t>
+        <w:t xml:space="preserve">Рис. 9. Нічний режим: у вікнах кам’яниць світло, на небі — зорі</w:t>
       </w:r>
     </w:p>
     <w:p>
@@ -3759,7 +3490,56 @@
           <w:sz w:val="26"/>
           <w:szCs w:val="26"/>
         </w:rPr>
-        <w:t xml:space="preserve">Рис. 9. Нічний режим: у вікнах кам’яниць світло, на небі — зорі</w:t>
+        <w:t xml:space="preserve">Рис. 10. Схема центру: обрано позначку № 6 «Високий замок»</w:t>
+      </w:r>
+    </w:p>
+    <w:p>
+      <w:pPr>
+        <w:keepNext/>
+        <w:spacing w:after="120" w:before="240" w:line="360"/>
+        <w:ind w:firstLine="709"/>
+        <w:jc w:val="left"/>
+      </w:pPr>
+      <w:r>
+        <w:rPr>
+          <w:rFonts w:ascii="Times New Roman" w:cs="Times New Roman" w:eastAsia="Times New Roman" w:hAnsi="Times New Roman"/>
+          <w:b/>
+          <w:bCs/>
+          <w:sz w:val="28"/>
+          <w:szCs w:val="28"/>
+        </w:rPr>
+        <w:t xml:space="preserve">6. Адаптивність, перевірка і публікація</w:t>
+      </w:r>
+    </w:p>
+    <w:p>
+      <w:pPr>
+        <w:spacing w:after="0" w:before="0" w:line="360"/>
+        <w:ind w:firstLine="709"/>
+        <w:jc w:val="both"/>
+      </w:pPr>
+      <w:r>
+        <w:rPr>
+          <w:rFonts w:ascii="Times New Roman" w:cs="Times New Roman" w:eastAsia="Times New Roman" w:hAnsi="Times New Roman"/>
+          <w:sz w:val="28"/>
+          <w:szCs w:val="28"/>
+        </w:rPr>
+        <w:t xml:space="preserve">Таблиці погано пристосовуються до вузьких екранів, тому для смартфонів у CSS додано медіазапити: комірки таблиці-каркаса отримують </w:t>
+      </w:r>
+      <w:r>
+        <w:rPr>
+          <w:rFonts w:ascii="Consolas" w:cs="Consolas" w:eastAsia="Consolas" w:hAnsi="Consolas"/>
+          <w:sz w:val="24"/>
+          <w:szCs w:val="24"/>
+        </w:rPr>
+        <w:t xml:space="preserve">display: block</w:t>
+      </w:r>
+      <w:r>
+        <w:rPr>
+          <w:rFonts w:ascii="Times New Roman" w:cs="Times New Roman" w:eastAsia="Times New Roman" w:hAnsi="Times New Roman"/>
+          <w:sz w:val="28"/>
+          <w:szCs w:val="28"/>
+        </w:rPr>
+        <w:t xml:space="preserve"> і стають одна під одною, вкладені таблиці-сітки перебудовуються в одну чи дві колонки, а широкі таблиці даних можна прокручувати горизонтально. Бічна панель на телефоні опускається під основний вміст, меню переноситься в два рядки, а силует міста зменшується.</w:t>
       </w:r>
     </w:p>
     <w:p>
@@ -3771,7 +3551,7 @@
       <w:r>
         <w:drawing>
           <wp:inline distT="0" distB="0" distL="0" distR="0">
-            <wp:extent cx="5762625" cy="3600450"/>
+            <wp:extent cx="4324350" cy="4438650"/>
             <wp:effectExtent t="0" r="0" b="0" l="0"/>
             <wp:docPr id="1" name="" descr="" title=""/>
             <wp:cNvGraphicFramePr>
@@ -3796,116 +3576,6 @@
                   <pic:spPr bwMode="auto">
                     <a:xfrm>
                       <a:off x="0" y="0"/>
-                      <a:ext cx="5762625" cy="3600450"/>
-                    </a:xfrm>
-                    <a:prstGeom prst="rect">
-                      <a:avLst/>
-                    </a:prstGeom>
-                  </pic:spPr>
-                </pic:pic>
-              </a:graphicData>
-            </a:graphic>
-          </wp:inline>
-        </w:drawing>
-      </w:r>
-    </w:p>
-    <w:p>
-      <w:pPr>
-        <w:spacing w:after="200" w:line="300"/>
-        <w:jc w:val="center"/>
-      </w:pPr>
-      <w:r>
-        <w:rPr>
-          <w:rFonts w:ascii="Times New Roman" w:cs="Times New Roman" w:eastAsia="Times New Roman" w:hAnsi="Times New Roman"/>
-          <w:sz w:val="26"/>
-          <w:szCs w:val="26"/>
-        </w:rPr>
-        <w:t xml:space="preserve">Рис. 10. Схема центру: обрано позначку № 6 «Високий замок»</w:t>
-      </w:r>
-    </w:p>
-    <w:p>
-      <w:pPr>
-        <w:keepNext/>
-        <w:spacing w:after="120" w:before="240" w:line="360"/>
-        <w:ind w:firstLine="709"/>
-        <w:jc w:val="left"/>
-      </w:pPr>
-      <w:r>
-        <w:rPr>
-          <w:rFonts w:ascii="Times New Roman" w:cs="Times New Roman" w:eastAsia="Times New Roman" w:hAnsi="Times New Roman"/>
-          <w:b/>
-          <w:bCs/>
-          <w:sz w:val="28"/>
-          <w:szCs w:val="28"/>
-        </w:rPr>
-        <w:t xml:space="preserve">6. Адаптивність, перевірка і публікація</w:t>
-      </w:r>
-    </w:p>
-    <w:p>
-      <w:pPr>
-        <w:spacing w:after="0" w:before="0" w:line="360"/>
-        <w:ind w:firstLine="709"/>
-        <w:jc w:val="both"/>
-      </w:pPr>
-      <w:r>
-        <w:rPr>
-          <w:rFonts w:ascii="Times New Roman" w:cs="Times New Roman" w:eastAsia="Times New Roman" w:hAnsi="Times New Roman"/>
-          <w:sz w:val="28"/>
-          <w:szCs w:val="28"/>
-        </w:rPr>
-        <w:t xml:space="preserve">Таблиці погано пристосовуються до вузьких екранів, тому для смартфонів у CSS додано медіазапити: комірки таблиці-каркаса отримують </w:t>
-      </w:r>
-      <w:r>
-        <w:rPr>
-          <w:rFonts w:ascii="Consolas" w:cs="Consolas" w:eastAsia="Consolas" w:hAnsi="Consolas"/>
-          <w:sz w:val="24"/>
-          <w:szCs w:val="24"/>
-        </w:rPr>
-        <w:t xml:space="preserve">display: block</w:t>
-      </w:r>
-      <w:r>
-        <w:rPr>
-          <w:rFonts w:ascii="Times New Roman" w:cs="Times New Roman" w:eastAsia="Times New Roman" w:hAnsi="Times New Roman"/>
-          <w:sz w:val="28"/>
-          <w:szCs w:val="28"/>
-        </w:rPr>
-        <w:t xml:space="preserve"> і стають одна під одною, вкладені таблиці-сітки перебудовуються в одну чи дві колонки, а широкі таблиці даних можна прокручувати горизонтально. Бічна панель на телефоні опускається під основний вміст, меню переноситься в два рядки, а силует міста зменшується.</w:t>
-      </w:r>
-    </w:p>
-    <w:p>
-      <w:pPr>
-        <w:keepNext/>
-        <w:spacing w:after="60" w:before="120"/>
-        <w:jc w:val="center"/>
-      </w:pPr>
-      <w:r>
-        <w:drawing>
-          <wp:inline distT="0" distB="0" distL="0" distR="0">
-            <wp:extent cx="4324350" cy="4438650"/>
-            <wp:effectExtent t="0" r="0" b="0" l="0"/>
-            <wp:docPr id="1" name="" descr="" title=""/>
-            <wp:cNvGraphicFramePr>
-              <a:graphicFrameLocks xmlns:a="http://schemas.openxmlformats.org/drawingml/2006/main" noChangeAspect="1"/>
-            </wp:cNvGraphicFramePr>
-            <a:graphic xmlns:a="http://schemas.openxmlformats.org/drawingml/2006/main">
-              <a:graphicData uri="http://schemas.openxmlformats.org/drawingml/2006/picture">
-                <pic:pic xmlns:pic="http://schemas.openxmlformats.org/drawingml/2006/picture">
-                  <pic:nvPicPr>
-                    <pic:cNvPr id="0" name="" descr=""/>
-                    <pic:cNvPicPr>
-                      <a:picLocks noChangeAspect="1" noChangeArrowheads="1"/>
-                    </pic:cNvPicPr>
-                  </pic:nvPicPr>
-                  <pic:blipFill>
-                    <a:blip r:embed="rId19" cstate="none"/>
-                    <a:srcRect/>
-                    <a:stretch>
-                      <a:fillRect/>
-                    </a:stretch>
-                  </pic:blipFill>
-                  <pic:spPr bwMode="auto">
-                    <a:xfrm>
-                      <a:off x="0" y="0"/>
                       <a:ext cx="4324350" cy="4438650"/>
                     </a:xfrm>
                     <a:prstGeom prst="rect">
@@ -4896,11 +4566,9 @@
     </w:p>
     <w:sectPr>
       <w:footerReference w:type="default" r:id="rId7"/>
-      <w:footerReference w:type="first" r:id="rId8"/>
       <w:pgSz w:w="11906" w:h="16838" w:orient="portrait"/>
       <w:pgMar w:top="1134" w:right="851" w:bottom="1134" w:left="1701" w:header="708" w:footer="708" w:gutter="0"/>
-      <w:pgNumType/>
-      <w:titlePg/>
+      <w:pgNumType w:start="2"/>
       <w:docGrid w:linePitch="360"/>
     </w:sectPr>
   </w:body>
@@ -4966,12 +4634,6 @@
       <w:fldChar w:fldCharType="end"/>
     </w:r>
   </w:p>
-</w:ftr>
-</file>
-
-<file path=word/footer2.xml><?xml version="1.0" encoding="utf-8"?>
-<w:ftr xmlns:wpc="http://schemas.microsoft.com/office/word/2010/wordprocessingCanvas" xmlns:mc="http://schemas.openxmlformats.org/markup-compatibility/2006" xmlns:o="urn:schemas-microsoft-com:office:office" xmlns:r="http://schemas.openxmlformats.org/officeDocument/2006/relationships" xmlns:m="http://schemas.openxmlformats.org/officeDocument/2006/math" xmlns:v="urn:schemas-microsoft-com:vml" xmlns:wp14="http://schemas.microsoft.com/office/word/2010/wordprocessingDrawing" xmlns:wp="http://schemas.openxmlformats.org/drawingml/2006/wordprocessingDrawing" xmlns:w10="urn:schemas-microsoft-com:office:word" xmlns:w="http://schemas.openxmlformats.org/wordprocessingml/2006/main" xmlns:w14="http://schemas.microsoft.com/office/word/2010/wordml" xmlns:w15="http://schemas.microsoft.com/office/word/2012/wordml" xmlns:wpg="http://schemas.microsoft.com/office/word/2010/wordprocessingGroup" xmlns:wpi="http://schemas.microsoft.com/office/word/2010/wordprocessingInk" xmlns:wne="http://schemas.microsoft.com/office/word/2006/wordml" xmlns:wps="http://schemas.microsoft.com/office/word/2010/wordprocessingShape">
-  <w:p/>
 </w:ftr>
 </file>
 
